--- a/webapp/templates/word/Beneficios_Extralegales.docx
+++ b/webapp/templates/word/Beneficios_Extralegales.docx
@@ -1,85 +1,115 @@
 
 <file path=word/document.xml><?xml version="1.0" encoding="utf-8"?>
-<w:document xmlns:wpc="http://schemas.microsoft.com/office/word/2010/wordprocessingCanvas" xmlns:cx="http://schemas.microsoft.com/office/drawing/2014/chartex" xmlns:cx1="http://schemas.microsoft.com/office/drawing/2015/9/8/chartex" xmlns:cx2="http://schemas.microsoft.com/office/drawing/2015/10/21/chartex" xmlns:cx3="http://schemas.microsoft.com/office/drawing/2016/5/9/chartex" xmlns:cx4="http://schemas.microsoft.com/office/drawing/2016/5/10/chartex" xmlns:cx5="http://schemas.microsoft.com/office/drawing/2016/5/11/chartex" xmlns:cx6="http://schemas.microsoft.com/office/drawing/2016/5/12/chartex" xmlns:cx7="http://schemas.microsoft.com/office/drawing/2016/5/13/chartex" xmlns:cx8="http://schemas.microsoft.com/office/drawing/2016/5/14/chartex" xmlns:mc="http://schemas.openxmlformats.org/markup-compatibility/2006" xmlns:aink="http://schemas.microsoft.com/office/drawing/2016/ink" xmlns:am3d="http://schemas.microsoft.com/office/drawing/2017/model3d" xmlns:o="urn:schemas-microsoft-com:office:office" xmlns:oel="http://schemas.microsoft.com/office/2019/extlst" xmlns:r="http://schemas.openxmlformats.org/officeDocument/2006/relationships" xmlns:m="http://schemas.openxmlformats.org/officeDocument/2006/math" xmlns:v="urn:schemas-microsoft-com:vml" xmlns:wp14="http://schemas.microsoft.com/office/word/2010/wordprocessingDrawing" xmlns:wp="http://schemas.openxmlformats.org/drawingml/2006/wordprocessingDrawing" xmlns:w10="urn:schemas-microsoft-com:office:word" xmlns:w="http://schemas.openxmlformats.org/wordprocessingml/2006/main" xmlns:w14="http://schemas.microsoft.com/office/word/2010/wordml" xmlns:w15="http://schemas.microsoft.com/office/word/2012/wordml" xmlns:w16cex="http://schemas.microsoft.com/office/word/2018/wordml/cex" xmlns:w16cid="http://schemas.microsoft.com/office/word/2016/wordml/cid" xmlns:w16="http://schemas.microsoft.com/office/word/2018/wordml" xmlns:w16sdtdh="http://schemas.microsoft.com/office/word/2020/wordml/sdtdatahash" xmlns:w16se="http://schemas.microsoft.com/office/word/2015/wordml/symex" xmlns:wpg="http://schemas.microsoft.com/office/word/2010/wordprocessingGroup" xmlns:wpi="http://schemas.microsoft.com/office/word/2010/wordprocessingInk" xmlns:wne="http://schemas.microsoft.com/office/word/2006/wordml" xmlns:wps="http://schemas.microsoft.com/office/word/2010/wordprocessingShape" mc:Ignorable="w14 w15 w16se w16cid w16 w16cex w16sdtdh wp14">
+<w:document xmlns:wpc="http://schemas.microsoft.com/office/word/2010/wordprocessingCanvas" xmlns:cx="http://schemas.microsoft.com/office/drawing/2014/chartex" xmlns:cx1="http://schemas.microsoft.com/office/drawing/2015/9/8/chartex" xmlns:cx2="http://schemas.microsoft.com/office/drawing/2015/10/21/chartex" xmlns:cx3="http://schemas.microsoft.com/office/drawing/2016/5/9/chartex" xmlns:cx4="http://schemas.microsoft.com/office/drawing/2016/5/10/chartex" xmlns:cx5="http://schemas.microsoft.com/office/drawing/2016/5/11/chartex" xmlns:cx6="http://schemas.microsoft.com/office/drawing/2016/5/12/chartex" xmlns:cx7="http://schemas.microsoft.com/office/drawing/2016/5/13/chartex" xmlns:cx8="http://schemas.microsoft.com/office/drawing/2016/5/14/chartex" xmlns:mc="http://schemas.openxmlformats.org/markup-compatibility/2006" xmlns:aink="http://schemas.microsoft.com/office/drawing/2016/ink" xmlns:am3d="http://schemas.microsoft.com/office/drawing/2017/model3d" xmlns:o="urn:schemas-microsoft-com:office:office" xmlns:r="http://schemas.openxmlformats.org/officeDocument/2006/relationships" xmlns:m="http://schemas.openxmlformats.org/officeDocument/2006/math" xmlns:v="urn:schemas-microsoft-com:vml" xmlns:wp14="http://schemas.microsoft.com/office/word/2010/wordprocessingDrawing" xmlns:wp="http://schemas.openxmlformats.org/drawingml/2006/wordprocessingDrawing" xmlns:w10="urn:schemas-microsoft-com:office:word" xmlns:w="http://schemas.openxmlformats.org/wordprocessingml/2006/main" xmlns:w14="http://schemas.microsoft.com/office/word/2010/wordml" xmlns:w15="http://schemas.microsoft.com/office/word/2012/wordml" xmlns:w16cex="http://schemas.microsoft.com/office/word/2018/wordml/cex" xmlns:w16cid="http://schemas.microsoft.com/office/word/2016/wordml/cid" xmlns:w16="http://schemas.microsoft.com/office/word/2018/wordml" xmlns:w16sdtdh="http://schemas.microsoft.com/office/word/2020/wordml/sdtdatahash" xmlns:w16se="http://schemas.microsoft.com/office/word/2015/wordml/symex" xmlns:wpg="http://schemas.microsoft.com/office/word/2010/wordprocessingGroup" xmlns:wpi="http://schemas.microsoft.com/office/word/2010/wordprocessingInk" xmlns:wne="http://schemas.microsoft.com/office/word/2006/wordml" xmlns:wps="http://schemas.microsoft.com/office/word/2010/wordprocessingShape" mc:Ignorable="w14 w15 w16se w16cid w16 w16cex w16sdtdh wp14">
   <w:body>
     <w:p>
       <w:pPr>
         <w:pStyle w:val="Ttulo"/>
-      </w:pPr>
-      <w:r>
-        <w:rPr>
+        <w:rPr>
+          <w:b/>
+          <w:bCs/>
+        </w:rPr>
+      </w:pPr>
+      <w:r>
+        <w:rPr>
+          <w:b/>
+          <w:bCs/>
           <w:spacing w:val="-2"/>
         </w:rPr>
         <w:t>CONOCIMIENTO</w:t>
       </w:r>
       <w:r>
         <w:rPr>
+          <w:b/>
+          <w:bCs/>
           <w:spacing w:val="-8"/>
         </w:rPr>
         <w:t xml:space="preserve"> </w:t>
       </w:r>
       <w:r>
         <w:rPr>
+          <w:b/>
+          <w:bCs/>
           <w:spacing w:val="-2"/>
         </w:rPr>
         <w:t>Y</w:t>
       </w:r>
       <w:r>
         <w:rPr>
+          <w:b/>
+          <w:bCs/>
           <w:spacing w:val="-7"/>
         </w:rPr>
         <w:t xml:space="preserve"> </w:t>
       </w:r>
       <w:r>
         <w:rPr>
+          <w:b/>
+          <w:bCs/>
           <w:spacing w:val="-2"/>
         </w:rPr>
         <w:t>DECLARACIÓN</w:t>
       </w:r>
       <w:r>
         <w:rPr>
+          <w:b/>
+          <w:bCs/>
           <w:spacing w:val="-5"/>
         </w:rPr>
         <w:t xml:space="preserve"> </w:t>
       </w:r>
       <w:r>
         <w:rPr>
+          <w:b/>
+          <w:bCs/>
           <w:spacing w:val="-2"/>
         </w:rPr>
         <w:t>PLAN</w:t>
       </w:r>
       <w:r>
         <w:rPr>
+          <w:b/>
+          <w:bCs/>
           <w:spacing w:val="-7"/>
         </w:rPr>
         <w:t xml:space="preserve"> </w:t>
       </w:r>
       <w:r>
         <w:rPr>
+          <w:b/>
+          <w:bCs/>
           <w:spacing w:val="-2"/>
         </w:rPr>
         <w:t>DE</w:t>
       </w:r>
       <w:r>
         <w:rPr>
+          <w:b/>
+          <w:bCs/>
           <w:spacing w:val="-8"/>
         </w:rPr>
         <w:t xml:space="preserve"> </w:t>
       </w:r>
       <w:r>
         <w:rPr>
+          <w:b/>
+          <w:bCs/>
           <w:spacing w:val="-2"/>
         </w:rPr>
         <w:t>BENEFICIOS</w:t>
       </w:r>
       <w:r>
         <w:rPr>
+          <w:b/>
+          <w:bCs/>
           <w:spacing w:val="-5"/>
         </w:rPr>
         <w:t xml:space="preserve"> </w:t>
       </w:r>
       <w:r>
         <w:rPr>
+          <w:b/>
+          <w:bCs/>
           <w:spacing w:val="-2"/>
         </w:rPr>
         <w:t>EXTRALEGALES</w:t>
@@ -121,7 +151,14 @@
         <w:t xml:space="preserve"> </w:t>
       </w:r>
       <w:r>
-        <w:t>[[Nombre]],</w:t>
+        <w:rPr>
+          <w:b/>
+          <w:bCs/>
+        </w:rPr>
+        <w:t>[[Nombre]]</w:t>
+      </w:r>
+      <w:r>
+        <w:t>,</w:t>
       </w:r>
       <w:r>
         <w:rPr>
@@ -149,6 +186,8 @@
       </w:r>
       <w:r>
         <w:rPr>
+          <w:b/>
+          <w:bCs/>
           <w:spacing w:val="30"/>
         </w:rPr>
         <w:t>[[Cedula]]</w:t>
@@ -235,7 +274,17 @@
         <w:jc w:val="both"/>
       </w:pPr>
       <w:r>
-        <w:t>Que es de mi conocimiento que DIACO S.A., ha implementado un Plan de Beneficios Extralegales, que busca garantizar al bienestar y mejoramiento del nivel de vida de sus trabajadores.</w:t>
+        <w:t xml:space="preserve">Que es de mi conocimiento que </w:t>
+      </w:r>
+      <w:r>
+        <w:rPr>
+          <w:b/>
+          <w:bCs/>
+        </w:rPr>
+        <w:t>DIACO S.A</w:t>
+      </w:r>
+      <w:r>
+        <w:t>., ha implementado un Plan de Beneficios Extralegales, que busca garantizar al bienestar y mejoramiento del nivel de vida de sus trabajadores.</w:t>
       </w:r>
     </w:p>
     <w:p>
@@ -860,7 +909,17 @@
         <w:t xml:space="preserve"> </w:t>
       </w:r>
       <w:r>
-        <w:t>entiendo que DIACO S.A., se reserva el derecho de modificar, ajustar y/o suprimir los auxilios aquí incluidos cuando resulte necesario para la empresa sin que ello se entienda como una desmejora en las condiciones laborales.</w:t>
+        <w:t xml:space="preserve">entiendo que </w:t>
+      </w:r>
+      <w:r>
+        <w:rPr>
+          <w:b/>
+          <w:bCs/>
+        </w:rPr>
+        <w:t>DIACO S.A</w:t>
+      </w:r>
+      <w:r>
+        <w:t>., se reserva el derecho de modificar, ajustar y/o suprimir los auxilios aquí incluidos cuando resulte necesario para la empresa sin que ello se entienda como una desmejora en las condiciones laborales.</w:t>
       </w:r>
     </w:p>
     <w:p>
@@ -1361,10 +1420,16 @@
         <w:spacing w:before="25"/>
         <w:ind w:firstLine="197"/>
         <w:rPr>
+          <w:b/>
+          <w:bCs/>
           <w:sz w:val="20"/>
         </w:rPr>
       </w:pPr>
       <w:r>
+        <w:rPr>
+          <w:b/>
+          <w:bCs/>
+        </w:rPr>
         <w:t>[[Nombre]],</w:t>
       </w:r>
     </w:p>
@@ -1373,21 +1438,31 @@
         <w:pStyle w:val="Textoindependiente"/>
         <w:spacing w:before="20"/>
         <w:ind w:left="197"/>
-      </w:pPr>
-      <w:r>
-        <w:rPr>
+        <w:rPr>
+          <w:b/>
+          <w:bCs/>
+        </w:rPr>
+      </w:pPr>
+      <w:r>
+        <w:rPr>
+          <w:b/>
+          <w:bCs/>
           <w:spacing w:val="-2"/>
         </w:rPr>
         <w:t>NOMBRE</w:t>
       </w:r>
       <w:r>
         <w:rPr>
+          <w:b/>
+          <w:bCs/>
           <w:spacing w:val="-10"/>
         </w:rPr>
         <w:t xml:space="preserve"> </w:t>
       </w:r>
       <w:r>
         <w:rPr>
+          <w:b/>
+          <w:bCs/>
           <w:spacing w:val="-2"/>
         </w:rPr>
         <w:t>TRABAJADOR</w:t>
@@ -1411,6 +1486,8 @@
       </w:r>
       <w:r>
         <w:rPr>
+          <w:b/>
+          <w:bCs/>
           <w:spacing w:val="30"/>
         </w:rPr>
         <w:t>[[Cedula]]</w:t>
@@ -1429,6 +1506,8 @@
       </w:r>
       <w:r>
         <w:rPr>
+          <w:b/>
+          <w:bCs/>
           <w:spacing w:val="30"/>
         </w:rPr>
         <w:t>[[</w:t>
@@ -1436,21 +1515,18 @@
       <w:proofErr w:type="spellStart"/>
       <w:r>
         <w:rPr>
+          <w:b/>
+          <w:bCs/>
           <w:spacing w:val="30"/>
           <w:lang w:val="es-AR"/>
         </w:rPr>
-        <w:t>CiudadExpedicio</w:t>
-      </w:r>
-      <w:r>
-        <w:rPr>
-          <w:spacing w:val="30"/>
-          <w:lang w:val="es-AR"/>
-        </w:rPr>
-        <w:t>n</w:t>
+        <w:t>CiudadExpedicion</w:t>
       </w:r>
       <w:proofErr w:type="spellEnd"/>
       <w:r>
         <w:rPr>
+          <w:b/>
+          <w:bCs/>
           <w:spacing w:val="30"/>
         </w:rPr>
         <w:t>]]</w:t>
@@ -1544,12 +1620,16 @@
       </w:r>
       <w:r>
         <w:rPr>
+          <w:b/>
+          <w:bCs/>
           <w:sz w:val="20"/>
         </w:rPr>
         <w:t>1</w:t>
       </w:r>
       <w:r>
         <w:rPr>
+          <w:b/>
+          <w:bCs/>
           <w:spacing w:val="-4"/>
           <w:sz w:val="20"/>
         </w:rPr>
@@ -1557,12 +1637,16 @@
       </w:r>
       <w:r>
         <w:rPr>
+          <w:b/>
+          <w:bCs/>
           <w:sz w:val="20"/>
         </w:rPr>
         <w:t>de</w:t>
       </w:r>
       <w:r>
         <w:rPr>
+          <w:b/>
+          <w:bCs/>
           <w:spacing w:val="-6"/>
           <w:sz w:val="20"/>
         </w:rPr>
@@ -1570,6 +1654,8 @@
       </w:r>
       <w:r>
         <w:rPr>
+          <w:b/>
+          <w:bCs/>
           <w:spacing w:val="-10"/>
           <w:sz w:val="20"/>
         </w:rPr>
@@ -1593,7 +1679,7 @@
 </file>
 
 <file path=word/numbering.xml><?xml version="1.0" encoding="utf-8"?>
-<w:numbering xmlns:wpc="http://schemas.microsoft.com/office/word/2010/wordprocessingCanvas" xmlns:cx="http://schemas.microsoft.com/office/drawing/2014/chartex" xmlns:cx1="http://schemas.microsoft.com/office/drawing/2015/9/8/chartex" xmlns:cx2="http://schemas.microsoft.com/office/drawing/2015/10/21/chartex" xmlns:cx3="http://schemas.microsoft.com/office/drawing/2016/5/9/chartex" xmlns:cx4="http://schemas.microsoft.com/office/drawing/2016/5/10/chartex" xmlns:cx5="http://schemas.microsoft.com/office/drawing/2016/5/11/chartex" xmlns:cx6="http://schemas.microsoft.com/office/drawing/2016/5/12/chartex" xmlns:cx7="http://schemas.microsoft.com/office/drawing/2016/5/13/chartex" xmlns:cx8="http://schemas.microsoft.com/office/drawing/2016/5/14/chartex" xmlns:mc="http://schemas.openxmlformats.org/markup-compatibility/2006" xmlns:aink="http://schemas.microsoft.com/office/drawing/2016/ink" xmlns:am3d="http://schemas.microsoft.com/office/drawing/2017/model3d" xmlns:o="urn:schemas-microsoft-com:office:office" xmlns:oel="http://schemas.microsoft.com/office/2019/extlst" xmlns:r="http://schemas.openxmlformats.org/officeDocument/2006/relationships" xmlns:m="http://schemas.openxmlformats.org/officeDocument/2006/math" xmlns:v="urn:schemas-microsoft-com:vml" xmlns:wp14="http://schemas.microsoft.com/office/word/2010/wordprocessingDrawing" xmlns:wp="http://schemas.openxmlformats.org/drawingml/2006/wordprocessingDrawing" xmlns:w10="urn:schemas-microsoft-com:office:word" xmlns:w="http://schemas.openxmlformats.org/wordprocessingml/2006/main" xmlns:w14="http://schemas.microsoft.com/office/word/2010/wordml" xmlns:w15="http://schemas.microsoft.com/office/word/2012/wordml" xmlns:w16cex="http://schemas.microsoft.com/office/word/2018/wordml/cex" xmlns:w16cid="http://schemas.microsoft.com/office/word/2016/wordml/cid" xmlns:w16="http://schemas.microsoft.com/office/word/2018/wordml" xmlns:w16sdtdh="http://schemas.microsoft.com/office/word/2020/wordml/sdtdatahash" xmlns:w16se="http://schemas.microsoft.com/office/word/2015/wordml/symex" xmlns:wpg="http://schemas.microsoft.com/office/word/2010/wordprocessingGroup" xmlns:wpi="http://schemas.microsoft.com/office/word/2010/wordprocessingInk" xmlns:wne="http://schemas.microsoft.com/office/word/2006/wordml" xmlns:wps="http://schemas.microsoft.com/office/word/2010/wordprocessingShape" mc:Ignorable="w14 w15 w16se w16cid w16 w16cex w16sdtdh wp14">
+<w:numbering xmlns:wpc="http://schemas.microsoft.com/office/word/2010/wordprocessingCanvas" xmlns:cx="http://schemas.microsoft.com/office/drawing/2014/chartex" xmlns:cx1="http://schemas.microsoft.com/office/drawing/2015/9/8/chartex" xmlns:cx2="http://schemas.microsoft.com/office/drawing/2015/10/21/chartex" xmlns:cx3="http://schemas.microsoft.com/office/drawing/2016/5/9/chartex" xmlns:cx4="http://schemas.microsoft.com/office/drawing/2016/5/10/chartex" xmlns:cx5="http://schemas.microsoft.com/office/drawing/2016/5/11/chartex" xmlns:cx6="http://schemas.microsoft.com/office/drawing/2016/5/12/chartex" xmlns:cx7="http://schemas.microsoft.com/office/drawing/2016/5/13/chartex" xmlns:cx8="http://schemas.microsoft.com/office/drawing/2016/5/14/chartex" xmlns:mc="http://schemas.openxmlformats.org/markup-compatibility/2006" xmlns:aink="http://schemas.microsoft.com/office/drawing/2016/ink" xmlns:am3d="http://schemas.microsoft.com/office/drawing/2017/model3d" xmlns:o="urn:schemas-microsoft-com:office:office" xmlns:r="http://schemas.openxmlformats.org/officeDocument/2006/relationships" xmlns:m="http://schemas.openxmlformats.org/officeDocument/2006/math" xmlns:v="urn:schemas-microsoft-com:vml" xmlns:wp14="http://schemas.microsoft.com/office/word/2010/wordprocessingDrawing" xmlns:wp="http://schemas.openxmlformats.org/drawingml/2006/wordprocessingDrawing" xmlns:w10="urn:schemas-microsoft-com:office:word" xmlns:w="http://schemas.openxmlformats.org/wordprocessingml/2006/main" xmlns:w14="http://schemas.microsoft.com/office/word/2010/wordml" xmlns:w15="http://schemas.microsoft.com/office/word/2012/wordml" xmlns:w16cex="http://schemas.microsoft.com/office/word/2018/wordml/cex" xmlns:w16cid="http://schemas.microsoft.com/office/word/2016/wordml/cid" xmlns:w16="http://schemas.microsoft.com/office/word/2018/wordml" xmlns:w16sdtdh="http://schemas.microsoft.com/office/word/2020/wordml/sdtdatahash" xmlns:w16se="http://schemas.microsoft.com/office/word/2015/wordml/symex" xmlns:wpg="http://schemas.microsoft.com/office/word/2010/wordprocessingGroup" xmlns:wpi="http://schemas.microsoft.com/office/word/2010/wordprocessingInk" xmlns:wne="http://schemas.microsoft.com/office/word/2006/wordml" xmlns:wps="http://schemas.microsoft.com/office/word/2010/wordprocessingShape" mc:Ignorable="w14 w15 w16se w16cid w16 w16cex w16sdtdh wp14">
   <w:abstractNum w:abstractNumId="0" w15:restartNumberingAfterBreak="0">
     <w:nsid w:val="254E6346"/>
     <w:multiLevelType w:val="hybridMultilevel"/>
@@ -1717,7 +1803,7 @@
       </w:rPr>
     </w:lvl>
   </w:abstractNum>
-  <w:num w:numId="1" w16cid:durableId="51656264">
+  <w:num w:numId="1">
     <w:abstractNumId w:val="0"/>
   </w:num>
 </w:numbering>
@@ -2131,6 +2217,7 @@
   <w:style w:type="character" w:default="1" w:styleId="Fuentedeprrafopredeter">
     <w:name w:val="Default Paragraph Font"/>
     <w:uiPriority w:val="1"/>
+    <w:semiHidden/>
     <w:unhideWhenUsed/>
   </w:style>
   <w:style w:type="table" w:default="1" w:styleId="Tablanormal">

--- a/webapp/templates/word/Beneficios_Extralegales.docx
+++ b/webapp/templates/word/Beneficios_Extralegales.docx
@@ -1,6 +1,6 @@
 
 <file path=word/document.xml><?xml version="1.0" encoding="utf-8"?>
-<w:document xmlns:wpc="http://schemas.microsoft.com/office/word/2010/wordprocessingCanvas" xmlns:cx="http://schemas.microsoft.com/office/drawing/2014/chartex" xmlns:cx1="http://schemas.microsoft.com/office/drawing/2015/9/8/chartex" xmlns:cx2="http://schemas.microsoft.com/office/drawing/2015/10/21/chartex" xmlns:cx3="http://schemas.microsoft.com/office/drawing/2016/5/9/chartex" xmlns:cx4="http://schemas.microsoft.com/office/drawing/2016/5/10/chartex" xmlns:cx5="http://schemas.microsoft.com/office/drawing/2016/5/11/chartex" xmlns:cx6="http://schemas.microsoft.com/office/drawing/2016/5/12/chartex" xmlns:cx7="http://schemas.microsoft.com/office/drawing/2016/5/13/chartex" xmlns:cx8="http://schemas.microsoft.com/office/drawing/2016/5/14/chartex" xmlns:mc="http://schemas.openxmlformats.org/markup-compatibility/2006" xmlns:aink="http://schemas.microsoft.com/office/drawing/2016/ink" xmlns:am3d="http://schemas.microsoft.com/office/drawing/2017/model3d" xmlns:o="urn:schemas-microsoft-com:office:office" xmlns:r="http://schemas.openxmlformats.org/officeDocument/2006/relationships" xmlns:m="http://schemas.openxmlformats.org/officeDocument/2006/math" xmlns:v="urn:schemas-microsoft-com:vml" xmlns:wp14="http://schemas.microsoft.com/office/word/2010/wordprocessingDrawing" xmlns:wp="http://schemas.openxmlformats.org/drawingml/2006/wordprocessingDrawing" xmlns:w10="urn:schemas-microsoft-com:office:word" xmlns:w="http://schemas.openxmlformats.org/wordprocessingml/2006/main" xmlns:w14="http://schemas.microsoft.com/office/word/2010/wordml" xmlns:w15="http://schemas.microsoft.com/office/word/2012/wordml" xmlns:w16cex="http://schemas.microsoft.com/office/word/2018/wordml/cex" xmlns:w16cid="http://schemas.microsoft.com/office/word/2016/wordml/cid" xmlns:w16="http://schemas.microsoft.com/office/word/2018/wordml" xmlns:w16sdtdh="http://schemas.microsoft.com/office/word/2020/wordml/sdtdatahash" xmlns:w16se="http://schemas.microsoft.com/office/word/2015/wordml/symex" xmlns:wpg="http://schemas.microsoft.com/office/word/2010/wordprocessingGroup" xmlns:wpi="http://schemas.microsoft.com/office/word/2010/wordprocessingInk" xmlns:wne="http://schemas.microsoft.com/office/word/2006/wordml" xmlns:wps="http://schemas.microsoft.com/office/word/2010/wordprocessingShape" mc:Ignorable="w14 w15 w16se w16cid w16 w16cex w16sdtdh wp14">
+<w:document xmlns:wpc="http://schemas.microsoft.com/office/word/2010/wordprocessingCanvas" xmlns:cx="http://schemas.microsoft.com/office/drawing/2014/chartex" xmlns:cx1="http://schemas.microsoft.com/office/drawing/2015/9/8/chartex" xmlns:cx2="http://schemas.microsoft.com/office/drawing/2015/10/21/chartex" xmlns:cx3="http://schemas.microsoft.com/office/drawing/2016/5/9/chartex" xmlns:cx4="http://schemas.microsoft.com/office/drawing/2016/5/10/chartex" xmlns:cx5="http://schemas.microsoft.com/office/drawing/2016/5/11/chartex" xmlns:cx6="http://schemas.microsoft.com/office/drawing/2016/5/12/chartex" xmlns:cx7="http://schemas.microsoft.com/office/drawing/2016/5/13/chartex" xmlns:cx8="http://schemas.microsoft.com/office/drawing/2016/5/14/chartex" xmlns:mc="http://schemas.openxmlformats.org/markup-compatibility/2006" xmlns:aink="http://schemas.microsoft.com/office/drawing/2016/ink" xmlns:am3d="http://schemas.microsoft.com/office/drawing/2017/model3d" xmlns:o="urn:schemas-microsoft-com:office:office" xmlns:oel="http://schemas.microsoft.com/office/2019/extlst" xmlns:r="http://schemas.openxmlformats.org/officeDocument/2006/relationships" xmlns:m="http://schemas.openxmlformats.org/officeDocument/2006/math" xmlns:v="urn:schemas-microsoft-com:vml" xmlns:wp14="http://schemas.microsoft.com/office/word/2010/wordprocessingDrawing" xmlns:wp="http://schemas.openxmlformats.org/drawingml/2006/wordprocessingDrawing" xmlns:w10="urn:schemas-microsoft-com:office:word" xmlns:w="http://schemas.openxmlformats.org/wordprocessingml/2006/main" xmlns:w14="http://schemas.microsoft.com/office/word/2010/wordml" xmlns:w15="http://schemas.microsoft.com/office/word/2012/wordml" xmlns:w16cex="http://schemas.microsoft.com/office/word/2018/wordml/cex" xmlns:w16cid="http://schemas.microsoft.com/office/word/2016/wordml/cid" xmlns:w16="http://schemas.microsoft.com/office/word/2018/wordml" xmlns:w16sdtdh="http://schemas.microsoft.com/office/word/2020/wordml/sdtdatahash" xmlns:w16se="http://schemas.microsoft.com/office/word/2015/wordml/symex" xmlns:wpg="http://schemas.microsoft.com/office/word/2010/wordprocessingGroup" xmlns:wpi="http://schemas.microsoft.com/office/word/2010/wordprocessingInk" xmlns:wne="http://schemas.microsoft.com/office/word/2006/wordml" xmlns:wps="http://schemas.microsoft.com/office/word/2010/wordprocessingShape" mc:Ignorable="w14 w15 w16se w16cid w16 w16cex w16sdtdh wp14">
   <w:body>
     <w:p>
       <w:pPr>
@@ -170,84 +170,41 @@
         <w:t>identificado</w:t>
       </w:r>
       <w:r>
-        <w:rPr>
-          <w:spacing w:val="30"/>
-        </w:rPr>
-        <w:t xml:space="preserve"> </w:t>
-      </w:r>
-      <w:r>
-        <w:t>como</w:t>
-      </w:r>
-      <w:r>
-        <w:rPr>
-          <w:spacing w:val="30"/>
-        </w:rPr>
-        <w:t xml:space="preserve"> </w:t>
-      </w:r>
-      <w:r>
-        <w:rPr>
-          <w:b/>
-          <w:bCs/>
-          <w:spacing w:val="30"/>
-        </w:rPr>
-        <w:t>[[Cedula]]</w:t>
-      </w:r>
-      <w:r>
-        <w:rPr>
-          <w:spacing w:val="30"/>
-        </w:rPr>
-        <w:t xml:space="preserve"> </w:t>
-      </w:r>
-      <w:r>
-        <w:rPr>
-          <w:spacing w:val="30"/>
-        </w:rPr>
-        <w:t>aparece</w:t>
-      </w:r>
-      <w:r>
-        <w:rPr>
-          <w:spacing w:val="31"/>
-        </w:rPr>
-        <w:t xml:space="preserve"> </w:t>
-      </w:r>
-      <w:r>
-        <w:t>al</w:t>
-      </w:r>
-      <w:r>
-        <w:rPr>
-          <w:spacing w:val="31"/>
-        </w:rPr>
-        <w:t xml:space="preserve"> </w:t>
-      </w:r>
-      <w:r>
-        <w:t>pie</w:t>
-      </w:r>
-      <w:r>
-        <w:rPr>
-          <w:spacing w:val="31"/>
-        </w:rPr>
-        <w:t xml:space="preserve"> </w:t>
-      </w:r>
-      <w:r>
-        <w:t>de</w:t>
-      </w:r>
-      <w:r>
-        <w:rPr>
-          <w:spacing w:val="29"/>
-        </w:rPr>
-        <w:t xml:space="preserve"> </w:t>
-      </w:r>
-      <w:r>
-        <w:t>mi</w:t>
-      </w:r>
-      <w:r>
-        <w:rPr>
-          <w:spacing w:val="30"/>
-        </w:rPr>
-        <w:t xml:space="preserve"> </w:t>
-      </w:r>
-      <w:r>
-        <w:t>firma,</w:t>
+        <w:t xml:space="preserve"> como </w:t>
+      </w:r>
+      <w:r>
+        <w:rPr>
+          <w:b/>
+          <w:bCs/>
+        </w:rPr>
+        <w:t>[[</w:t>
+      </w:r>
+      <w:r>
+        <w:rPr>
+          <w:b/>
+          <w:bCs/>
+        </w:rPr>
+        <w:t>Cedula</w:t>
+      </w:r>
+      <w:r>
+        <w:rPr>
+          <w:b/>
+          <w:bCs/>
+        </w:rPr>
+        <w:t>]]</w:t>
+      </w:r>
+      <w:r>
+        <w:rPr>
+          <w:b/>
+          <w:bCs/>
+        </w:rPr>
+        <w:t xml:space="preserve"> </w:t>
+      </w:r>
+      <w:r>
+        <w:t>aparece al pie de mi firma</w:t>
+      </w:r>
+      <w:r>
+        <w:t>,</w:t>
       </w:r>
       <w:r>
         <w:rPr>
@@ -271,10 +228,12 @@
           <w:tab w:val="left" w:pos="917"/>
         </w:tabs>
         <w:spacing w:before="267"/>
-        <w:jc w:val="both"/>
-      </w:pPr>
-      <w:r>
-        <w:t xml:space="preserve">Que es de mi conocimiento que </w:t>
+      </w:pPr>
+      <w:r>
+        <w:t xml:space="preserve">Que es de mi conocimiento </w:t>
+      </w:r>
+      <w:r>
+        <w:t xml:space="preserve">que </w:t>
       </w:r>
       <w:r>
         <w:rPr>
@@ -284,7 +243,10 @@
         <w:t>DIACO S.A</w:t>
       </w:r>
       <w:r>
-        <w:t>., ha implementado un Plan de Beneficios Extralegales, que busca garantizar al bienestar y mejoramiento del nivel de vida de sus trabajadores.</w:t>
+        <w:t xml:space="preserve">., </w:t>
+      </w:r>
+      <w:r>
+        <w:t>implementado un Plan de Beneficios Extralegales, que busca garantizar al bienestar y mejoramiento del nivel de vida de sus trabajadores.</w:t>
       </w:r>
     </w:p>
     <w:p>
@@ -305,7 +267,6 @@
           <w:tab w:val="left" w:pos="917"/>
         </w:tabs>
         <w:ind w:right="98"/>
-        <w:jc w:val="both"/>
       </w:pPr>
       <w:r>
         <w:t>Que</w:t>
@@ -599,7 +560,6 @@
           <w:tab w:val="left" w:pos="917"/>
         </w:tabs>
         <w:ind w:right="98"/>
-        <w:jc w:val="both"/>
       </w:pPr>
       <w:r>
         <w:t>La</w:t>
@@ -771,7 +731,6 @@
         </w:tabs>
         <w:spacing w:before="267"/>
         <w:ind w:right="96"/>
-        <w:jc w:val="both"/>
       </w:pPr>
       <w:r>
         <w:t>Que</w:t>
@@ -909,7 +868,10 @@
         <w:t xml:space="preserve"> </w:t>
       </w:r>
       <w:r>
-        <w:t xml:space="preserve">entiendo que </w:t>
+        <w:t>entiendo</w:t>
+      </w:r>
+      <w:r>
+        <w:t xml:space="preserve"> que </w:t>
       </w:r>
       <w:r>
         <w:rPr>
@@ -919,7 +881,17 @@
         <w:t>DIACO S.A</w:t>
       </w:r>
       <w:r>
-        <w:t>., se reserva el derecho de modificar, ajustar y/o suprimir los auxilios aquí incluidos cuando resulte necesario para la empresa sin que ello se entienda como una desmejora en las condiciones laborales.</w:t>
+        <w:rPr>
+          <w:b/>
+          <w:bCs/>
+        </w:rPr>
+        <w:t>.</w:t>
+      </w:r>
+      <w:r>
+        <w:t xml:space="preserve">, </w:t>
+      </w:r>
+      <w:r>
+        <w:t>se reserva el derecho de modificar, ajustar y/o suprimir los auxilios aquí incluidos cuando resulte necesario para la empresa sin que ello se entienda como una desmejora en las condiciones laborales.</w:t>
       </w:r>
     </w:p>
     <w:p>
@@ -940,7 +912,6 @@
           <w:tab w:val="left" w:pos="917"/>
         </w:tabs>
         <w:spacing w:before="1" w:line="259" w:lineRule="auto"/>
-        <w:jc w:val="both"/>
       </w:pPr>
       <w:r>
         <w:t>Soy</w:t>
@@ -1229,7 +1200,6 @@
         </w:tabs>
         <w:spacing w:before="268" w:line="259" w:lineRule="auto"/>
         <w:ind w:right="96"/>
-        <w:jc w:val="both"/>
       </w:pPr>
       <w:r>
         <w:t>Ahora bien, en el caso que en mi calidad de trabajador me convierta en beneficiario de una fuente de beneficios colectivos distinta al plan ofrecido por la empresa o renuncie expresamente al mismo, para acceder a otro, automáticamente dejará de aplicar el Plan de Beneficios Extralegales que hoy en día accedo, en tanto que no es viable que coexistan dos fuentes sobre un mismo trabajador.</w:t>
@@ -1248,18 +1218,9 @@
         </w:tabs>
         <w:spacing w:before="268"/>
         <w:ind w:right="97"/>
-        <w:jc w:val="both"/>
-      </w:pPr>
-      <w:r>
-        <w:t xml:space="preserve">Que reconozco y ratifico que los beneficios del Plan que no tienen incidencia salarial, sin importar la denominación adoptada, NO constituyen salario para ningún efecto </w:t>
-      </w:r>
-      <w:proofErr w:type="gramStart"/>
-      <w:r>
-        <w:t>y</w:t>
-      </w:r>
-      <w:proofErr w:type="gramEnd"/>
-      <w:r>
-        <w:t xml:space="preserve"> en consecuencia, no han sido ni serán</w:t>
+      </w:pPr>
+      <w:r>
+        <w:t>Que reconozco y ratifico que los beneficios del Plan que no tienen incidencia salarial, sin importar la denominación adoptada, NO constituyen salario para ningún efecto y en consecuencia, no han sido ni serán</w:t>
       </w:r>
       <w:r>
         <w:rPr>
@@ -1431,41 +1392,6 @@
           <w:bCs/>
         </w:rPr>
         <w:t>[[Nombre]],</w:t>
-      </w:r>
-    </w:p>
-    <w:p>
-      <w:pPr>
-        <w:pStyle w:val="Textoindependiente"/>
-        <w:spacing w:before="20"/>
-        <w:ind w:left="197"/>
-        <w:rPr>
-          <w:b/>
-          <w:bCs/>
-        </w:rPr>
-      </w:pPr>
-      <w:r>
-        <w:rPr>
-          <w:b/>
-          <w:bCs/>
-          <w:spacing w:val="-2"/>
-        </w:rPr>
-        <w:t>NOMBRE</w:t>
-      </w:r>
-      <w:r>
-        <w:rPr>
-          <w:b/>
-          <w:bCs/>
-          <w:spacing w:val="-10"/>
-        </w:rPr>
-        <w:t xml:space="preserve"> </w:t>
-      </w:r>
-      <w:r>
-        <w:rPr>
-          <w:b/>
-          <w:bCs/>
-          <w:spacing w:val="-2"/>
-        </w:rPr>
-        <w:t>TRABAJADOR</w:t>
       </w:r>
     </w:p>
     <w:p>
@@ -1477,24 +1403,62 @@
         </w:tabs>
         <w:ind w:left="197"/>
         <w:rPr>
+          <w:b/>
+          <w:bCs/>
+        </w:rPr>
+      </w:pPr>
+      <w:r>
+        <w:rPr>
+          <w:b/>
+          <w:bCs/>
+        </w:rPr>
+        <w:t>NOMBRE TRABAJADOR</w:t>
+      </w:r>
+    </w:p>
+    <w:p>
+      <w:pPr>
+        <w:pStyle w:val="Textoindependiente"/>
+        <w:tabs>
+          <w:tab w:val="left" w:pos="1731"/>
+          <w:tab w:val="left" w:pos="3372"/>
+        </w:tabs>
+        <w:ind w:left="197"/>
+        <w:rPr>
           <w:spacing w:val="30"/>
           <w:lang w:val="es-AR"/>
         </w:rPr>
       </w:pPr>
       <w:r>
-        <w:t xml:space="preserve">C.C. </w:t>
-      </w:r>
-      <w:r>
-        <w:rPr>
-          <w:b/>
-          <w:bCs/>
-          <w:spacing w:val="30"/>
-        </w:rPr>
-        <w:t>[[Cedula]]</w:t>
-      </w:r>
-      <w:r>
-        <w:rPr>
-          <w:spacing w:val="30"/>
+        <w:t>C.C</w:t>
+      </w:r>
+      <w:r>
+        <w:t xml:space="preserve">. </w:t>
+      </w:r>
+      <w:r>
+        <w:rPr>
+          <w:b/>
+          <w:bCs/>
+        </w:rPr>
+        <w:t>[[</w:t>
+      </w:r>
+      <w:r>
+        <w:rPr>
+          <w:b/>
+          <w:bCs/>
+        </w:rPr>
+        <w:t>Cedula</w:t>
+      </w:r>
+      <w:r>
+        <w:rPr>
+          <w:b/>
+          <w:bCs/>
+        </w:rPr>
+        <w:t>]]</w:t>
+      </w:r>
+      <w:r>
+        <w:rPr>
+          <w:b/>
+          <w:bCs/>
         </w:rPr>
         <w:t xml:space="preserve"> </w:t>
       </w:r>
@@ -1508,7 +1472,6 @@
         <w:rPr>
           <w:b/>
           <w:bCs/>
-          <w:spacing w:val="30"/>
         </w:rPr>
         <w:t>[[</w:t>
       </w:r>
@@ -1517,8 +1480,6 @@
         <w:rPr>
           <w:b/>
           <w:bCs/>
-          <w:spacing w:val="30"/>
-          <w:lang w:val="es-AR"/>
         </w:rPr>
         <w:t>CiudadExpedicion</w:t>
       </w:r>
@@ -1527,7 +1488,6 @@
         <w:rPr>
           <w:b/>
           <w:bCs/>
-          <w:spacing w:val="30"/>
         </w:rPr>
         <w:t>]]</w:t>
       </w:r>
@@ -1679,7 +1639,7 @@
 </file>
 
 <file path=word/numbering.xml><?xml version="1.0" encoding="utf-8"?>
-<w:numbering xmlns:wpc="http://schemas.microsoft.com/office/word/2010/wordprocessingCanvas" xmlns:cx="http://schemas.microsoft.com/office/drawing/2014/chartex" xmlns:cx1="http://schemas.microsoft.com/office/drawing/2015/9/8/chartex" xmlns:cx2="http://schemas.microsoft.com/office/drawing/2015/10/21/chartex" xmlns:cx3="http://schemas.microsoft.com/office/drawing/2016/5/9/chartex" xmlns:cx4="http://schemas.microsoft.com/office/drawing/2016/5/10/chartex" xmlns:cx5="http://schemas.microsoft.com/office/drawing/2016/5/11/chartex" xmlns:cx6="http://schemas.microsoft.com/office/drawing/2016/5/12/chartex" xmlns:cx7="http://schemas.microsoft.com/office/drawing/2016/5/13/chartex" xmlns:cx8="http://schemas.microsoft.com/office/drawing/2016/5/14/chartex" xmlns:mc="http://schemas.openxmlformats.org/markup-compatibility/2006" xmlns:aink="http://schemas.microsoft.com/office/drawing/2016/ink" xmlns:am3d="http://schemas.microsoft.com/office/drawing/2017/model3d" xmlns:o="urn:schemas-microsoft-com:office:office" xmlns:r="http://schemas.openxmlformats.org/officeDocument/2006/relationships" xmlns:m="http://schemas.openxmlformats.org/officeDocument/2006/math" xmlns:v="urn:schemas-microsoft-com:vml" xmlns:wp14="http://schemas.microsoft.com/office/word/2010/wordprocessingDrawing" xmlns:wp="http://schemas.openxmlformats.org/drawingml/2006/wordprocessingDrawing" xmlns:w10="urn:schemas-microsoft-com:office:word" xmlns:w="http://schemas.openxmlformats.org/wordprocessingml/2006/main" xmlns:w14="http://schemas.microsoft.com/office/word/2010/wordml" xmlns:w15="http://schemas.microsoft.com/office/word/2012/wordml" xmlns:w16cex="http://schemas.microsoft.com/office/word/2018/wordml/cex" xmlns:w16cid="http://schemas.microsoft.com/office/word/2016/wordml/cid" xmlns:w16="http://schemas.microsoft.com/office/word/2018/wordml" xmlns:w16sdtdh="http://schemas.microsoft.com/office/word/2020/wordml/sdtdatahash" xmlns:w16se="http://schemas.microsoft.com/office/word/2015/wordml/symex" xmlns:wpg="http://schemas.microsoft.com/office/word/2010/wordprocessingGroup" xmlns:wpi="http://schemas.microsoft.com/office/word/2010/wordprocessingInk" xmlns:wne="http://schemas.microsoft.com/office/word/2006/wordml" xmlns:wps="http://schemas.microsoft.com/office/word/2010/wordprocessingShape" mc:Ignorable="w14 w15 w16se w16cid w16 w16cex w16sdtdh wp14">
+<w:numbering xmlns:wpc="http://schemas.microsoft.com/office/word/2010/wordprocessingCanvas" xmlns:cx="http://schemas.microsoft.com/office/drawing/2014/chartex" xmlns:cx1="http://schemas.microsoft.com/office/drawing/2015/9/8/chartex" xmlns:cx2="http://schemas.microsoft.com/office/drawing/2015/10/21/chartex" xmlns:cx3="http://schemas.microsoft.com/office/drawing/2016/5/9/chartex" xmlns:cx4="http://schemas.microsoft.com/office/drawing/2016/5/10/chartex" xmlns:cx5="http://schemas.microsoft.com/office/drawing/2016/5/11/chartex" xmlns:cx6="http://schemas.microsoft.com/office/drawing/2016/5/12/chartex" xmlns:cx7="http://schemas.microsoft.com/office/drawing/2016/5/13/chartex" xmlns:cx8="http://schemas.microsoft.com/office/drawing/2016/5/14/chartex" xmlns:mc="http://schemas.openxmlformats.org/markup-compatibility/2006" xmlns:aink="http://schemas.microsoft.com/office/drawing/2016/ink" xmlns:am3d="http://schemas.microsoft.com/office/drawing/2017/model3d" xmlns:o="urn:schemas-microsoft-com:office:office" xmlns:oel="http://schemas.microsoft.com/office/2019/extlst" xmlns:r="http://schemas.openxmlformats.org/officeDocument/2006/relationships" xmlns:m="http://schemas.openxmlformats.org/officeDocument/2006/math" xmlns:v="urn:schemas-microsoft-com:vml" xmlns:wp14="http://schemas.microsoft.com/office/word/2010/wordprocessingDrawing" xmlns:wp="http://schemas.openxmlformats.org/drawingml/2006/wordprocessingDrawing" xmlns:w10="urn:schemas-microsoft-com:office:word" xmlns:w="http://schemas.openxmlformats.org/wordprocessingml/2006/main" xmlns:w14="http://schemas.microsoft.com/office/word/2010/wordml" xmlns:w15="http://schemas.microsoft.com/office/word/2012/wordml" xmlns:w16cex="http://schemas.microsoft.com/office/word/2018/wordml/cex" xmlns:w16cid="http://schemas.microsoft.com/office/word/2016/wordml/cid" xmlns:w16="http://schemas.microsoft.com/office/word/2018/wordml" xmlns:w16sdtdh="http://schemas.microsoft.com/office/word/2020/wordml/sdtdatahash" xmlns:w16se="http://schemas.microsoft.com/office/word/2015/wordml/symex" xmlns:wpg="http://schemas.microsoft.com/office/word/2010/wordprocessingGroup" xmlns:wpi="http://schemas.microsoft.com/office/word/2010/wordprocessingInk" xmlns:wne="http://schemas.microsoft.com/office/word/2006/wordml" xmlns:wps="http://schemas.microsoft.com/office/word/2010/wordprocessingShape" mc:Ignorable="w14 w15 w16se w16cid w16 w16cex w16sdtdh wp14">
   <w:abstractNum w:abstractNumId="0" w15:restartNumberingAfterBreak="0">
     <w:nsid w:val="254E6346"/>
     <w:multiLevelType w:val="hybridMultilevel"/>
@@ -1691,7 +1651,6 @@
       <w:lvlJc w:val="left"/>
       <w:pPr>
         <w:ind w:left="917" w:hanging="360"/>
-        <w:jc w:val="left"/>
       </w:pPr>
       <w:rPr>
         <w:rFonts w:ascii="Calibri Light" w:eastAsia="Calibri Light" w:hAnsi="Calibri Light" w:cs="Calibri Light" w:hint="default"/>
@@ -1803,7 +1762,7 @@
       </w:rPr>
     </w:lvl>
   </w:abstractNum>
-  <w:num w:numId="1">
+  <w:num w:numId="1" w16cid:durableId="915628340">
     <w:abstractNumId w:val="0"/>
   </w:num>
 </w:numbering>

--- a/webapp/templates/word/Beneficios_Extralegales.docx
+++ b/webapp/templates/word/Beneficios_Extralegales.docx
@@ -1,6 +1,6 @@
 
 <file path=word/document.xml><?xml version="1.0" encoding="utf-8"?>
-<w:document xmlns:wpc="http://schemas.microsoft.com/office/word/2010/wordprocessingCanvas" xmlns:cx="http://schemas.microsoft.com/office/drawing/2014/chartex" xmlns:cx1="http://schemas.microsoft.com/office/drawing/2015/9/8/chartex" xmlns:cx2="http://schemas.microsoft.com/office/drawing/2015/10/21/chartex" xmlns:cx3="http://schemas.microsoft.com/office/drawing/2016/5/9/chartex" xmlns:cx4="http://schemas.microsoft.com/office/drawing/2016/5/10/chartex" xmlns:cx5="http://schemas.microsoft.com/office/drawing/2016/5/11/chartex" xmlns:cx6="http://schemas.microsoft.com/office/drawing/2016/5/12/chartex" xmlns:cx7="http://schemas.microsoft.com/office/drawing/2016/5/13/chartex" xmlns:cx8="http://schemas.microsoft.com/office/drawing/2016/5/14/chartex" xmlns:mc="http://schemas.openxmlformats.org/markup-compatibility/2006" xmlns:aink="http://schemas.microsoft.com/office/drawing/2016/ink" xmlns:am3d="http://schemas.microsoft.com/office/drawing/2017/model3d" xmlns:o="urn:schemas-microsoft-com:office:office" xmlns:oel="http://schemas.microsoft.com/office/2019/extlst" xmlns:r="http://schemas.openxmlformats.org/officeDocument/2006/relationships" xmlns:m="http://schemas.openxmlformats.org/officeDocument/2006/math" xmlns:v="urn:schemas-microsoft-com:vml" xmlns:wp14="http://schemas.microsoft.com/office/word/2010/wordprocessingDrawing" xmlns:wp="http://schemas.openxmlformats.org/drawingml/2006/wordprocessingDrawing" xmlns:w10="urn:schemas-microsoft-com:office:word" xmlns:w="http://schemas.openxmlformats.org/wordprocessingml/2006/main" xmlns:w14="http://schemas.microsoft.com/office/word/2010/wordml" xmlns:w15="http://schemas.microsoft.com/office/word/2012/wordml" xmlns:w16cex="http://schemas.microsoft.com/office/word/2018/wordml/cex" xmlns:w16cid="http://schemas.microsoft.com/office/word/2016/wordml/cid" xmlns:w16="http://schemas.microsoft.com/office/word/2018/wordml" xmlns:w16sdtdh="http://schemas.microsoft.com/office/word/2020/wordml/sdtdatahash" xmlns:w16se="http://schemas.microsoft.com/office/word/2015/wordml/symex" xmlns:wpg="http://schemas.microsoft.com/office/word/2010/wordprocessingGroup" xmlns:wpi="http://schemas.microsoft.com/office/word/2010/wordprocessingInk" xmlns:wne="http://schemas.microsoft.com/office/word/2006/wordml" xmlns:wps="http://schemas.microsoft.com/office/word/2010/wordprocessingShape" mc:Ignorable="w14 w15 w16se w16cid w16 w16cex w16sdtdh wp14">
+<w:document xmlns:wpc="http://schemas.microsoft.com/office/word/2010/wordprocessingCanvas" xmlns:cx="http://schemas.microsoft.com/office/drawing/2014/chartex" xmlns:cx1="http://schemas.microsoft.com/office/drawing/2015/9/8/chartex" xmlns:cx2="http://schemas.microsoft.com/office/drawing/2015/10/21/chartex" xmlns:cx3="http://schemas.microsoft.com/office/drawing/2016/5/9/chartex" xmlns:cx4="http://schemas.microsoft.com/office/drawing/2016/5/10/chartex" xmlns:cx5="http://schemas.microsoft.com/office/drawing/2016/5/11/chartex" xmlns:cx6="http://schemas.microsoft.com/office/drawing/2016/5/12/chartex" xmlns:cx7="http://schemas.microsoft.com/office/drawing/2016/5/13/chartex" xmlns:cx8="http://schemas.microsoft.com/office/drawing/2016/5/14/chartex" xmlns:mc="http://schemas.openxmlformats.org/markup-compatibility/2006" xmlns:aink="http://schemas.microsoft.com/office/drawing/2016/ink" xmlns:am3d="http://schemas.microsoft.com/office/drawing/2017/model3d" xmlns:o="urn:schemas-microsoft-com:office:office" xmlns:r="http://schemas.openxmlformats.org/officeDocument/2006/relationships" xmlns:m="http://schemas.openxmlformats.org/officeDocument/2006/math" xmlns:v="urn:schemas-microsoft-com:vml" xmlns:wp14="http://schemas.microsoft.com/office/word/2010/wordprocessingDrawing" xmlns:wp="http://schemas.openxmlformats.org/drawingml/2006/wordprocessingDrawing" xmlns:w10="urn:schemas-microsoft-com:office:word" xmlns:w="http://schemas.openxmlformats.org/wordprocessingml/2006/main" xmlns:w14="http://schemas.microsoft.com/office/word/2010/wordml" xmlns:w15="http://schemas.microsoft.com/office/word/2012/wordml" xmlns:w16cex="http://schemas.microsoft.com/office/word/2018/wordml/cex" xmlns:w16cid="http://schemas.microsoft.com/office/word/2016/wordml/cid" xmlns:w16="http://schemas.microsoft.com/office/word/2018/wordml" xmlns:w16sdtdh="http://schemas.microsoft.com/office/word/2020/wordml/sdtdatahash" xmlns:w16se="http://schemas.microsoft.com/office/word/2015/wordml/symex" xmlns:wpg="http://schemas.microsoft.com/office/word/2010/wordprocessingGroup" xmlns:wpi="http://schemas.microsoft.com/office/word/2010/wordprocessingInk" xmlns:wne="http://schemas.microsoft.com/office/word/2006/wordml" xmlns:wps="http://schemas.microsoft.com/office/word/2010/wordprocessingShape" mc:Ignorable="w14 w15 w16se w16cid w16 w16cex w16sdtdh wp14">
   <w:body>
     <w:p>
       <w:pPr>
@@ -151,14 +151,7 @@
         <w:t xml:space="preserve"> </w:t>
       </w:r>
       <w:r>
-        <w:rPr>
-          <w:b/>
-          <w:bCs/>
-        </w:rPr>
-        <w:t>[[Nombre]]</w:t>
-      </w:r>
-      <w:r>
-        <w:t>,</w:t>
+        <w:t>[[Nombre]],</w:t>
       </w:r>
       <w:r>
         <w:rPr>
@@ -170,28 +163,7 @@
         <w:t>identificado</w:t>
       </w:r>
       <w:r>
-        <w:t xml:space="preserve"> como </w:t>
-      </w:r>
-      <w:r>
-        <w:rPr>
-          <w:b/>
-          <w:bCs/>
-        </w:rPr>
-        <w:t>[[</w:t>
-      </w:r>
-      <w:r>
-        <w:rPr>
-          <w:b/>
-          <w:bCs/>
-        </w:rPr>
-        <w:t>Cedula</w:t>
-      </w:r>
-      <w:r>
-        <w:rPr>
-          <w:b/>
-          <w:bCs/>
-        </w:rPr>
-        <w:t>]]</w:t>
+        <w:t xml:space="preserve"> como [[Cedula]]</w:t>
       </w:r>
       <w:r>
         <w:rPr>
@@ -1378,19 +1350,97 @@
     <w:p>
       <w:pPr>
         <w:pStyle w:val="Textoindependiente"/>
+        <w:rPr>
+          <w:sz w:val="20"/>
+        </w:rPr>
+      </w:pPr>
+    </w:p>
+    <w:p>
+      <w:pPr>
+        <w:pStyle w:val="Textoindependiente"/>
+        <w:rPr>
+          <w:sz w:val="20"/>
+        </w:rPr>
+      </w:pPr>
+      <w:r>
+        <w:rPr>
+          <w:noProof/>
+          <w:sz w:val="20"/>
+        </w:rPr>
+        <mc:AlternateContent>
+          <mc:Choice Requires="wps">
+            <w:drawing>
+              <wp:anchor distT="0" distB="0" distL="114300" distR="114300" simplePos="0" relativeHeight="251659264" behindDoc="0" locked="0" layoutInCell="1" allowOverlap="1" wp14:anchorId="5A86317F" wp14:editId="1D2281B3">
+                <wp:simplePos x="0" y="0"/>
+                <wp:positionH relativeFrom="column">
+                  <wp:posOffset>123825</wp:posOffset>
+                </wp:positionH>
+                <wp:positionV relativeFrom="paragraph">
+                  <wp:posOffset>50799</wp:posOffset>
+                </wp:positionV>
+                <wp:extent cx="2343150" cy="0"/>
+                <wp:effectExtent l="0" t="0" r="0" b="0"/>
+                <wp:wrapNone/>
+                <wp:docPr id="2" name="Conector recto 2"/>
+                <wp:cNvGraphicFramePr/>
+                <a:graphic xmlns:a="http://schemas.openxmlformats.org/drawingml/2006/main">
+                  <a:graphicData uri="http://schemas.microsoft.com/office/word/2010/wordprocessingShape">
+                    <wps:wsp>
+                      <wps:cNvCnPr/>
+                      <wps:spPr>
+                        <a:xfrm flipV="1">
+                          <a:off x="0" y="0"/>
+                          <a:ext cx="2343150" cy="0"/>
+                        </a:xfrm>
+                        <a:prstGeom prst="line">
+                          <a:avLst/>
+                        </a:prstGeom>
+                      </wps:spPr>
+                      <wps:style>
+                        <a:lnRef idx="1">
+                          <a:schemeClr val="dk1"/>
+                        </a:lnRef>
+                        <a:fillRef idx="0">
+                          <a:schemeClr val="dk1"/>
+                        </a:fillRef>
+                        <a:effectRef idx="0">
+                          <a:schemeClr val="dk1"/>
+                        </a:effectRef>
+                        <a:fontRef idx="minor">
+                          <a:schemeClr val="tx1"/>
+                        </a:fontRef>
+                      </wps:style>
+                      <wps:bodyPr/>
+                    </wps:wsp>
+                  </a:graphicData>
+                </a:graphic>
+                <wp14:sizeRelH relativeFrom="margin">
+                  <wp14:pctWidth>0</wp14:pctWidth>
+                </wp14:sizeRelH>
+                <wp14:sizeRelV relativeFrom="margin">
+                  <wp14:pctHeight>0</wp14:pctHeight>
+                </wp14:sizeRelV>
+              </wp:anchor>
+            </w:drawing>
+          </mc:Choice>
+          <mc:Fallback>
+            <w:pict>
+              <v:line w14:anchorId="1598BDA1" id="Conector recto 2" o:spid="_x0000_s1026" style="position:absolute;flip:y;z-index:251659264;visibility:visible;mso-wrap-style:square;mso-width-percent:0;mso-height-percent:0;mso-wrap-distance-left:9pt;mso-wrap-distance-top:0;mso-wrap-distance-right:9pt;mso-wrap-distance-bottom:0;mso-position-horizontal:absolute;mso-position-horizontal-relative:text;mso-position-vertical:absolute;mso-position-vertical-relative:text;mso-width-percent:0;mso-height-percent:0;mso-width-relative:margin;mso-height-relative:margin" from="9.75pt,4pt" to="194.25pt,4pt" o:gfxdata="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" strokecolor="black [3040]"/>
+            </w:pict>
+          </mc:Fallback>
+        </mc:AlternateContent>
+      </w:r>
+    </w:p>
+    <w:p>
+      <w:pPr>
+        <w:pStyle w:val="Textoindependiente"/>
         <w:spacing w:before="25"/>
         <w:ind w:firstLine="197"/>
         <w:rPr>
-          <w:b/>
-          <w:bCs/>
           <w:sz w:val="20"/>
         </w:rPr>
       </w:pPr>
       <w:r>
-        <w:rPr>
-          <w:b/>
-          <w:bCs/>
-        </w:rPr>
         <w:t>[[Nombre]],</w:t>
       </w:r>
     </w:p>
@@ -1432,81 +1482,25 @@
         <w:t>C.C</w:t>
       </w:r>
       <w:r>
-        <w:t xml:space="preserve">. </w:t>
-      </w:r>
-      <w:r>
-        <w:rPr>
-          <w:b/>
-          <w:bCs/>
-        </w:rPr>
+        <w:t xml:space="preserve">. [[Cedula]] </w:t>
+      </w:r>
+      <w:r>
+        <w:t>de</w:t>
+      </w:r>
+      <w:r>
+        <w:t xml:space="preserve"> </w:t>
+      </w:r>
+      <w:r>
         <w:t>[[</w:t>
       </w:r>
-      <w:r>
-        <w:rPr>
-          <w:b/>
-          <w:bCs/>
-        </w:rPr>
-        <w:t>Cedula</w:t>
-      </w:r>
-      <w:r>
-        <w:rPr>
-          <w:b/>
-          <w:bCs/>
-        </w:rPr>
+      <w:proofErr w:type="spellStart"/>
+      <w:r>
+        <w:t>CiudadExpedicion</w:t>
+      </w:r>
+      <w:proofErr w:type="spellEnd"/>
+      <w:r>
         <w:t>]]</w:t>
       </w:r>
-      <w:r>
-        <w:rPr>
-          <w:b/>
-          <w:bCs/>
-        </w:rPr>
-        <w:t xml:space="preserve"> </w:t>
-      </w:r>
-      <w:r>
-        <w:t>de</w:t>
-      </w:r>
-      <w:r>
-        <w:t xml:space="preserve"> </w:t>
-      </w:r>
-      <w:r>
-        <w:rPr>
-          <w:b/>
-          <w:bCs/>
-        </w:rPr>
-        <w:t>[[</w:t>
-      </w:r>
-      <w:proofErr w:type="spellStart"/>
-      <w:r>
-        <w:rPr>
-          <w:b/>
-          <w:bCs/>
-        </w:rPr>
-        <w:t>CiudadExpedicion</w:t>
-      </w:r>
-      <w:proofErr w:type="spellEnd"/>
-      <w:r>
-        <w:rPr>
-          <w:b/>
-          <w:bCs/>
-        </w:rPr>
-        <w:t>]]</w:t>
-      </w:r>
-    </w:p>
-    <w:p>
-      <w:pPr>
-        <w:pStyle w:val="Textoindependiente"/>
-        <w:rPr>
-          <w:sz w:val="20"/>
-        </w:rPr>
-      </w:pPr>
-    </w:p>
-    <w:p>
-      <w:pPr>
-        <w:pStyle w:val="Textoindependiente"/>
-        <w:rPr>
-          <w:sz w:val="20"/>
-        </w:rPr>
-      </w:pPr>
     </w:p>
     <w:p>
       <w:pPr>
@@ -1639,7 +1633,7 @@
 </file>
 
 <file path=word/numbering.xml><?xml version="1.0" encoding="utf-8"?>
-<w:numbering xmlns:wpc="http://schemas.microsoft.com/office/word/2010/wordprocessingCanvas" xmlns:cx="http://schemas.microsoft.com/office/drawing/2014/chartex" xmlns:cx1="http://schemas.microsoft.com/office/drawing/2015/9/8/chartex" xmlns:cx2="http://schemas.microsoft.com/office/drawing/2015/10/21/chartex" xmlns:cx3="http://schemas.microsoft.com/office/drawing/2016/5/9/chartex" xmlns:cx4="http://schemas.microsoft.com/office/drawing/2016/5/10/chartex" xmlns:cx5="http://schemas.microsoft.com/office/drawing/2016/5/11/chartex" xmlns:cx6="http://schemas.microsoft.com/office/drawing/2016/5/12/chartex" xmlns:cx7="http://schemas.microsoft.com/office/drawing/2016/5/13/chartex" xmlns:cx8="http://schemas.microsoft.com/office/drawing/2016/5/14/chartex" xmlns:mc="http://schemas.openxmlformats.org/markup-compatibility/2006" xmlns:aink="http://schemas.microsoft.com/office/drawing/2016/ink" xmlns:am3d="http://schemas.microsoft.com/office/drawing/2017/model3d" xmlns:o="urn:schemas-microsoft-com:office:office" xmlns:oel="http://schemas.microsoft.com/office/2019/extlst" xmlns:r="http://schemas.openxmlformats.org/officeDocument/2006/relationships" xmlns:m="http://schemas.openxmlformats.org/officeDocument/2006/math" xmlns:v="urn:schemas-microsoft-com:vml" xmlns:wp14="http://schemas.microsoft.com/office/word/2010/wordprocessingDrawing" xmlns:wp="http://schemas.openxmlformats.org/drawingml/2006/wordprocessingDrawing" xmlns:w10="urn:schemas-microsoft-com:office:word" xmlns:w="http://schemas.openxmlformats.org/wordprocessingml/2006/main" xmlns:w14="http://schemas.microsoft.com/office/word/2010/wordml" xmlns:w15="http://schemas.microsoft.com/office/word/2012/wordml" xmlns:w16cex="http://schemas.microsoft.com/office/word/2018/wordml/cex" xmlns:w16cid="http://schemas.microsoft.com/office/word/2016/wordml/cid" xmlns:w16="http://schemas.microsoft.com/office/word/2018/wordml" xmlns:w16sdtdh="http://schemas.microsoft.com/office/word/2020/wordml/sdtdatahash" xmlns:w16se="http://schemas.microsoft.com/office/word/2015/wordml/symex" xmlns:wpg="http://schemas.microsoft.com/office/word/2010/wordprocessingGroup" xmlns:wpi="http://schemas.microsoft.com/office/word/2010/wordprocessingInk" xmlns:wne="http://schemas.microsoft.com/office/word/2006/wordml" xmlns:wps="http://schemas.microsoft.com/office/word/2010/wordprocessingShape" mc:Ignorable="w14 w15 w16se w16cid w16 w16cex w16sdtdh wp14">
+<w:numbering xmlns:wpc="http://schemas.microsoft.com/office/word/2010/wordprocessingCanvas" xmlns:cx="http://schemas.microsoft.com/office/drawing/2014/chartex" xmlns:cx1="http://schemas.microsoft.com/office/drawing/2015/9/8/chartex" xmlns:cx2="http://schemas.microsoft.com/office/drawing/2015/10/21/chartex" xmlns:cx3="http://schemas.microsoft.com/office/drawing/2016/5/9/chartex" xmlns:cx4="http://schemas.microsoft.com/office/drawing/2016/5/10/chartex" xmlns:cx5="http://schemas.microsoft.com/office/drawing/2016/5/11/chartex" xmlns:cx6="http://schemas.microsoft.com/office/drawing/2016/5/12/chartex" xmlns:cx7="http://schemas.microsoft.com/office/drawing/2016/5/13/chartex" xmlns:cx8="http://schemas.microsoft.com/office/drawing/2016/5/14/chartex" xmlns:mc="http://schemas.openxmlformats.org/markup-compatibility/2006" xmlns:aink="http://schemas.microsoft.com/office/drawing/2016/ink" xmlns:am3d="http://schemas.microsoft.com/office/drawing/2017/model3d" xmlns:o="urn:schemas-microsoft-com:office:office" xmlns:r="http://schemas.openxmlformats.org/officeDocument/2006/relationships" xmlns:m="http://schemas.openxmlformats.org/officeDocument/2006/math" xmlns:v="urn:schemas-microsoft-com:vml" xmlns:wp14="http://schemas.microsoft.com/office/word/2010/wordprocessingDrawing" xmlns:wp="http://schemas.openxmlformats.org/drawingml/2006/wordprocessingDrawing" xmlns:w10="urn:schemas-microsoft-com:office:word" xmlns:w="http://schemas.openxmlformats.org/wordprocessingml/2006/main" xmlns:w14="http://schemas.microsoft.com/office/word/2010/wordml" xmlns:w15="http://schemas.microsoft.com/office/word/2012/wordml" xmlns:w16cex="http://schemas.microsoft.com/office/word/2018/wordml/cex" xmlns:w16cid="http://schemas.microsoft.com/office/word/2016/wordml/cid" xmlns:w16="http://schemas.microsoft.com/office/word/2018/wordml" xmlns:w16sdtdh="http://schemas.microsoft.com/office/word/2020/wordml/sdtdatahash" xmlns:w16se="http://schemas.microsoft.com/office/word/2015/wordml/symex" xmlns:wpg="http://schemas.microsoft.com/office/word/2010/wordprocessingGroup" xmlns:wpi="http://schemas.microsoft.com/office/word/2010/wordprocessingInk" xmlns:wne="http://schemas.microsoft.com/office/word/2006/wordml" xmlns:wps="http://schemas.microsoft.com/office/word/2010/wordprocessingShape" mc:Ignorable="w14 w15 w16se w16cid w16 w16cex w16sdtdh wp14">
   <w:abstractNum w:abstractNumId="0" w15:restartNumberingAfterBreak="0">
     <w:nsid w:val="254E6346"/>
     <w:multiLevelType w:val="hybridMultilevel"/>
@@ -1762,7 +1756,7 @@
       </w:rPr>
     </w:lvl>
   </w:abstractNum>
-  <w:num w:numId="1" w16cid:durableId="915628340">
+  <w:num w:numId="1">
     <w:abstractNumId w:val="0"/>
   </w:num>
 </w:numbering>
